--- a/assets/docs/CV-SEO-Specialist-Le-Tran-Thanh-Uyen.docx
+++ b/assets/docs/CV-SEO-Specialist-Le-Tran-Thanh-Uyen.docx
@@ -134,7 +134,7 @@
                 <w:color w:val="1F2937"/>
                 <w:sz w:val="22"/>
               </w:rPr>
-              <w:t>Chuyên viên SEO &amp; Quản trị Website với hơn 3 năm kinh nghiệm thực chiến trong việc tối ưu hóa công cụ tìm kiếm (White-Hat SEO), kỹ thuật lập chỉ mục (Technical SEO), tối ưu tốc độ Core Web Vitals và thiết kế kiến trúc thông tin Topic Cluster. Thế mạnh vượt trội nhờ nền tảng kết hợp giữa tư duy SEO dữ liệu (Google Search Console, GA4) và năng lực can thiệp trực tiếp mã nguồn web (HTML, CSS, JavaScript, WordPress, PHP) giúp triển khai đề xuất kỹ thuật nhanh chóng, chính xác mà không phụ thuộc dev.</w:t>
+              <w:t>Chuyên viên SEO &amp; Quản trị Website với hơn 3 năm kinh nghiệm thực chiến trong việc tối ưu hóa công cụ tìm kiếm (White-Hat SEO), kỹ thuật lập chỉ mục (Technical SEO), tối ưu tốc độ Core Web Vitals và thiết kế kiến trúc thông tin Topic Cluster. Thế mạnh độc đáo nhờ năng lực tự lập trình WordPress Plugin tối ưu Content SEO và can thiệp trực tiếp mã nguồn web (HTML, CSS, JavaScript, WordPress, PHP) giúp triển khai đề xuất kỹ thuật nhanh chóng, chính xác mà không phụ thuộc dev.</w:t>
             </w:r>
           </w:p>
         </w:tc>
@@ -170,7 +170,30 @@
           <w:color w:val="1F2937"/>
           <w:sz w:val="22"/>
         </w:rPr>
-        <w:t xml:space="preserve">Technical SEO: </w:t>
+        <w:t xml:space="preserve">Phát triển WordPress Plugin Tối Ưu Content SEO: </w:t>
+      </w:r>
+      <w:r>
+        <w:rPr>
+          <w:rFonts w:ascii="Arial" w:hAnsi="Arial"/>
+          <w:color w:val="1F2937"/>
+          <w:sz w:val="22"/>
+        </w:rPr>
+        <w:t>Tự tay lập trình plugin PHP thuần tích hợp trình soạn thảo WordPress (Gutenberg &amp; Classic): Đo mật độ từ khóa thời gian thực (1.5–2%), tự động sinh mục lục (Table of Contents - TOC) chuẩn Semantic Anchor, gợi ý liên kết nội bộ (Internal Links) theo Cụm chủ đề và tự động nhúng Schema FAQ/Article JSON-LD. Giúp đội ngũ viết bài tiết kiệm 40% thời gian duyệt bài và đạt chuẩn On-page 100% trước khi xuất bản.</w:t>
+      </w:r>
+    </w:p>
+    <w:p>
+      <w:pPr>
+        <w:pStyle w:val="ListBullet"/>
+        <w:spacing w:before="40" w:after="60" w:line="288" w:lineRule="auto"/>
+      </w:pPr>
+      <w:r>
+        <w:rPr>
+          <w:rFonts w:ascii="Arial" w:hAnsi="Arial"/>
+          <w:b/>
+          <w:color w:val="1F2937"/>
+          <w:sz w:val="22"/>
+        </w:rPr>
+        <w:t xml:space="preserve">Technical SEO &amp; Crawlability: </w:t>
       </w:r>
       <w:r>
         <w:rPr>
@@ -293,7 +316,7 @@
           <w:color w:val="1F2937"/>
           <w:sz w:val="22"/>
         </w:rPr>
-        <w:t>WordPress, Elementor, HTML5, CSS3, JavaScript, PHP cơ bản; Thiết kế đồ họa &amp; Banner website chuẩn UX với Adobe Photoshop, Illustrator, Figma.</w:t>
+        <w:t>WordPress Plugin Development, PHP, HTML5, CSS3, JavaScript; Thiết kế đồ họa &amp; Banner website chuẩn UX với Adobe Photoshop, Illustrator, Figma.</w:t>
       </w:r>
     </w:p>
     <w:p>
@@ -335,6 +358,29 @@
           <w:sz w:val="22"/>
         </w:rPr>
         <w:t xml:space="preserve">   (2022 – Hiện tại)</w:t>
+      </w:r>
+    </w:p>
+    <w:p>
+      <w:pPr>
+        <w:pStyle w:val="ListBullet"/>
+        <w:spacing w:before="40" w:after="60" w:line="288" w:lineRule="auto"/>
+      </w:pPr>
+      <w:r>
+        <w:rPr>
+          <w:rFonts w:ascii="Arial" w:hAnsi="Arial"/>
+          <w:b/>
+          <w:color w:val="1F2937"/>
+          <w:sz w:val="22"/>
+        </w:rPr>
+        <w:t xml:space="preserve">Phát triển Plugin tối ưu Content SEO: </w:t>
+      </w:r>
+      <w:r>
+        <w:rPr>
+          <w:rFonts w:ascii="Arial" w:hAnsi="Arial"/>
+          <w:color w:val="1F2937"/>
+          <w:sz w:val="22"/>
+        </w:rPr>
+        <w:t>Tự lập trình công cụ WordPress Plugin In-house hỗ trợ đo mật độ từ khóa, tự động tạo TOC và chèn Schema FAQ, chuẩn hóa 100% bài viết xuất bản và tiết kiệm 40% thời gian duyệt bài của trưởng nhóm.</w:t>
       </w:r>
     </w:p>
     <w:p>
@@ -514,6 +560,29 @@
           <w:sz w:val="27"/>
         </w:rPr>
         <w:t>■  DỰ ÁN TIÊU BIỂU &amp; THÀNH TỰU THỰC TẾ (FEATURED CASE STUDIES)</w:t>
+      </w:r>
+    </w:p>
+    <w:p>
+      <w:pPr>
+        <w:pStyle w:val="ListBullet"/>
+        <w:spacing w:before="40" w:after="60" w:line="288" w:lineRule="auto"/>
+      </w:pPr>
+      <w:r>
+        <w:rPr>
+          <w:rFonts w:ascii="Arial" w:hAnsi="Arial"/>
+          <w:b/>
+          <w:color w:val="1F2937"/>
+          <w:sz w:val="22"/>
+        </w:rPr>
+        <w:t xml:space="preserve">Sản phẩm công nghệ: Custom WordPress Plugin Tối Ưu Content SEO: </w:t>
+      </w:r>
+      <w:r>
+        <w:rPr>
+          <w:rFonts w:ascii="Arial" w:hAnsi="Arial"/>
+          <w:color w:val="1F2937"/>
+          <w:sz w:val="22"/>
+        </w:rPr>
+        <w:t>Tự code giải pháp in-house siêu nhẹ (Zero Bloatware) tích hợp trực tiếp WordPress Editor: chấm điểm On-page thời gian thực, sinh mục lục bài viết kèm anchor text và tự nhúng Schema FAQ JSON-LD hợp lệ 100% Rich Results Test.</w:t>
       </w:r>
     </w:p>
     <w:p>

--- a/assets/docs/CV-SEO-Specialist-Le-Tran-Thanh-Uyen.docx
+++ b/assets/docs/CV-SEO-Specialist-Le-Tran-Thanh-Uyen.docx
@@ -597,7 +597,7 @@
           <w:color w:val="1F2937"/>
           <w:sz w:val="22"/>
         </w:rPr>
-        <w:t xml:space="preserve">Dự án 1: Cổng thông tin &amp; Thương mại Dược - Sức khỏe: </w:t>
+        <w:t xml:space="preserve">Dự án Cổng thông tin Sàn Thẩm Mỹ (santhammy.com - Laravel MVC &amp; Directory SEO): </w:t>
       </w:r>
       <w:r>
         <w:rPr>
@@ -605,7 +605,7 @@
           <w:color w:val="1F2937"/>
           <w:sz w:val="22"/>
         </w:rPr>
-        <w:t>Tối ưu Technical Audit, triển khai Schema MedicalBusiness &amp; Product, viết lại 40 bài viết chủ lực theo Topic Cluster. Kết quả: Tăng trưởng Organic Clicks 210%, lọt Top 3 Google 35+ từ khóa ngành dược phẩm.</w:t>
+        <w:t>Xây dựng cổng thông tin danh bạ thẩm mỹ viện trên nền tảng Laravel (PHP &amp; MySQL): thiết kế kiến trúc MVC, tối ưu bộ định tuyến Routing phân tầng quận/huyện và chuyên khoa thẩm mỹ, tối ưu truy vấn cơ sở dữ liệu đạt TTFB &lt; 0.4s, giúp Googlebot lập chỉ mục 100% URLs danh bạ.</w:t>
       </w:r>
     </w:p>
     <w:p>
@@ -620,7 +620,7 @@
           <w:color w:val="1F2937"/>
           <w:sz w:val="22"/>
         </w:rPr>
-        <w:t xml:space="preserve">Dự án 2: Website Doanh nghiệp Nội thất &amp; Thiết kế Nhà phố: </w:t>
+        <w:t xml:space="preserve">Dự án Viện Thẩm Mỹ WangSun Luxury (vienthammywangsun.com): </w:t>
       </w:r>
       <w:r>
         <w:rPr>
@@ -628,7 +628,7 @@
           <w:color w:val="1F2937"/>
           <w:sz w:val="22"/>
         </w:rPr>
-        <w:t>Tối ưu hóa hình ảnh độ phân giải cao sang WebP, giảm dung lượng trang từ 12MB xuống 1.5MB. Lập bản đồ từ khóa tập trung vào cụm 'báo giá thi công nội thất'. Kết quả: Lượng liên hệ gọi điện và chat Zalo tăng 65% sau 3 tháng.</w:t>
+        <w:t>Tối ưu Technical Audit, triển khai Schema MedicalBusiness &amp; LocalBusiness, nén ảnh WebP tải trang &lt; 1.8s. Kết quả: Tăng trưởng Organic Clicks 210%, lọt Top 10 Google từ khóa dịch vụ làm đẹp tại TP.HCM.</w:t>
       </w:r>
     </w:p>
     <w:p>
@@ -643,7 +643,7 @@
           <w:color w:val="1F2937"/>
           <w:sz w:val="22"/>
         </w:rPr>
-        <w:t xml:space="preserve">Dự án 3: Hệ thống Bán lẻ &amp; Bất động sản: </w:t>
+        <w:t xml:space="preserve">Dự án Thương mại Stone Sinks Vietnam (stonesinks.vn): </w:t>
       </w:r>
       <w:r>
         <w:rPr>
@@ -651,7 +651,7 @@
           <w:color w:val="1F2937"/>
           <w:sz w:val="22"/>
         </w:rPr>
-        <w:t>Triển khai cấu trúc URL ngắn gọn, thiết lập Breadcrumbs phân cấp và xử lý triệt để 200+ liên kết 404 gãy sau khi nâng cấp hệ thống web.</w:t>
+        <w:t>Khai báo Product Schema chuẩn Google Merchant Center, nén WebP hình ảnh độ nét cao. Kết quả: Tỷ lệ hiển thị trên Google Image tăng 60%, từ khóa sản phẩm chiếm lĩnh trang nhất Google.</w:t>
       </w:r>
     </w:p>
     <w:p>

--- a/assets/docs/CV-SEO-Specialist-Le-Tran-Thanh-Uyen.docx
+++ b/assets/docs/CV-SEO-Specialist-Le-Tran-Thanh-Uyen.docx
@@ -61,6 +61,8 @@
                 <w:color w:val="E5E7EB"/>
                 <w:sz w:val="21"/>
               </w:rPr>
+              <w:t>🎂 Ngày sinh: 18/01/1986   |   📍 Địa chỉ: TP. Hồ Chí Minh</w:t>
+              <w:br/>
               <w:t>📞 Điện thoại / Zalo: 0706 700 528   |   ✉️ Email: thanhuyenletran@gmail.com</w:t>
               <w:br/>
               <w:t>🌐 Portfolio: https://uyenpoe.github.io/cv-letranthanhuyen/   |   🐙 GitHub: https://github.com/UyenPoe</w:t>

--- a/assets/docs/CV-SEO-Specialist-Le-Tran-Thanh-Uyen.docx
+++ b/assets/docs/CV-SEO-Specialist-Le-Tran-Thanh-Uyen.docx
@@ -548,6 +548,98 @@
     </w:p>
     <w:p>
       <w:pPr>
+        <w:spacing w:before="200" w:after="40"/>
+      </w:pPr>
+      <w:r>
+        <w:rPr>
+          <w:rFonts w:ascii="Arial" w:hAnsi="Arial"/>
+          <w:b/>
+          <w:color w:val="0B2342"/>
+          <w:sz w:val="24"/>
+        </w:rPr>
+        <w:t>Senior SEO Specialist &amp; Industrial Web Administrator | Cụm Doanh Nghiệp Cơ Khí Thới An &amp; Cân Hoàng Thiên</w:t>
+      </w:r>
+      <w:r>
+        <w:rPr>
+          <w:rFonts w:ascii="Arial" w:hAnsi="Arial"/>
+          <w:i/>
+          <w:color w:val="4B5563"/>
+          <w:sz w:val="22"/>
+        </w:rPr>
+        <w:t xml:space="preserve">   (2017 – 2022)</w:t>
+      </w:r>
+    </w:p>
+    <w:p>
+      <w:pPr>
+        <w:pStyle w:val="ListBullet"/>
+        <w:spacing w:before="40" w:after="60" w:line="288" w:lineRule="auto"/>
+      </w:pPr>
+      <w:r>
+        <w:rPr>
+          <w:rFonts w:ascii="Arial" w:hAnsi="Arial"/>
+          <w:b/>
+          <w:color w:val="1F2937"/>
+          <w:sz w:val="22"/>
+        </w:rPr>
+        <w:t xml:space="preserve">Chiến lược từ khóa B2B kỹ thuật cao: </w:t>
+      </w:r>
+      <w:r>
+        <w:rPr>
+          <w:rFonts w:ascii="Arial" w:hAnsi="Arial"/>
+          <w:color w:val="1F2937"/>
+          <w:sz w:val="22"/>
+        </w:rPr>
+        <w:t>Xây dựng ma trận từ khóa chuyên ngành cơ khí nâng hạ &amp; trạm cân điện tử (cầu trục dầm đơn/đôi, cổng trục, palang, trạm cân xe tải 20-120 tấn, cân sàn, loadcell), đưa hơn 150+ từ khóa cốt lõi lọt Top 1 – Top 5 Google Search.</w:t>
+      </w:r>
+    </w:p>
+    <w:p>
+      <w:pPr>
+        <w:pStyle w:val="ListBullet"/>
+        <w:spacing w:before="40" w:after="60" w:line="288" w:lineRule="auto"/>
+      </w:pPr>
+      <w:r>
+        <w:rPr>
+          <w:rFonts w:ascii="Arial" w:hAnsi="Arial"/>
+          <w:b/>
+          <w:color w:val="1F2937"/>
+          <w:sz w:val="22"/>
+        </w:rPr>
+        <w:t xml:space="preserve">Local SEO &amp; Duy trì thứ hạng 5 năm: </w:t>
+      </w:r>
+      <w:r>
+        <w:rPr>
+          <w:rFonts w:ascii="Arial" w:hAnsi="Arial"/>
+          <w:color w:val="1F2937"/>
+          <w:sz w:val="22"/>
+        </w:rPr>
+        <w:t>Tối ưu hóa Google Business Profile tại Quận 12 phủ sóng các KCN phía Nam; thiết kế catalog thông số kỹ thuật (Spec Sheets) bằng Illustrator; duy trì thứ hạng bền vững liên tục qua nhiều bản cập nhật thuật toán lớn (2017 – 2022).</w:t>
+      </w:r>
+    </w:p>
+    <w:p>
+      <w:pPr>
+        <w:pStyle w:val="ListBullet"/>
+        <w:spacing w:before="40" w:after="60" w:line="288" w:lineRule="auto"/>
+      </w:pPr>
+      <w:r>
+        <w:rPr>
+          <w:rFonts w:ascii="Arial" w:hAnsi="Arial"/>
+          <w:b/>
+          <w:color w:val="1F2937"/>
+          <w:sz w:val="22"/>
+        </w:rPr>
+        <w:t xml:space="preserve">Quản trị hạ tầng kỹ thuật 4 website: </w:t>
+      </w:r>
+      <w:r>
+        <w:rPr>
+          <w:rFonts w:ascii="Arial" w:hAnsi="Arial"/>
+          <w:color w:val="1F2937"/>
+          <w:sz w:val="22"/>
+        </w:rPr>
+        <w:t>Quản trị cPanel, sao lưu tự động định kỳ, bảo mật hệ thống vận hành ổn định 99.9% uptime cho 4 website: cautructhoian.vn, hoangthienscale.com, thoianscale.com, canhoangthien.com.</w:t>
+      </w:r>
+    </w:p>
+    <w:p>
+      <w:pPr>
         <w:keepNext/>
         <w:spacing w:before="280" w:after="80"/>
         <w:pBdr>
@@ -608,6 +700,29 @@
           <w:sz w:val="22"/>
         </w:rPr>
         <w:t>Xây dựng cổng thông tin danh bạ thẩm mỹ viện trên nền tảng Laravel (PHP &amp; MySQL): thiết kế kiến trúc MVC, tối ưu bộ định tuyến Routing phân tầng quận/huyện và chuyên khoa thẩm mỹ, tối ưu truy vấn cơ sở dữ liệu đạt TTFB &lt; 0.4s, giúp Googlebot lập chỉ mục 100% URLs danh bạ.</w:t>
+      </w:r>
+    </w:p>
+    <w:p>
+      <w:pPr>
+        <w:pStyle w:val="ListBullet"/>
+        <w:spacing w:before="40" w:after="60" w:line="288" w:lineRule="auto"/>
+      </w:pPr>
+      <w:r>
+        <w:rPr>
+          <w:rFonts w:ascii="Arial" w:hAnsi="Arial"/>
+          <w:b/>
+          <w:color w:val="1F2937"/>
+          <w:sz w:val="22"/>
+        </w:rPr>
+        <w:t xml:space="preserve">Dự án Cụm B2B Thiết Bị Nâng Hạ &amp; Cân Điện Tử (cautructhoian.vn · hoangthienscale.com · canhoangthien.com · thoianscale.com): </w:t>
+      </w:r>
+      <w:r>
+        <w:rPr>
+          <w:rFonts w:ascii="Arial" w:hAnsi="Arial"/>
+          <w:color w:val="1F2937"/>
+          <w:sz w:val="22"/>
+        </w:rPr>
+        <w:t>Quản trị kỹ thuật &amp; SEO tổng thể: 150+ từ khóa kỹ thuật Top 1-5 Google, Local Maps phủ sóng KCN phía Nam, mang lại nguồn khách hàng doanh nghiệp B2B ổn định liên tục suốt 5 năm (2017 – 2022).</w:t>
       </w:r>
     </w:p>
     <w:p>

--- a/assets/docs/CV-SEO-Specialist-Le-Tran-Thanh-Uyen.docx
+++ b/assets/docs/CV-SEO-Specialist-Le-Tran-Thanh-Uyen.docx
@@ -745,7 +745,30 @@
           <w:color w:val="1F2937"/>
           <w:sz w:val="22"/>
         </w:rPr>
-        <w:t>Tối ưu Technical Audit, triển khai Schema MedicalBusiness &amp; LocalBusiness, nén ảnh WebP tải trang &lt; 1.8s. Kết quả: Tăng trưởng Organic Clicks 210%, lọt Top 10 Google từ khóa dịch vụ làm đẹp tại TP.HCM.</w:t>
+        <w:t>Tùy biến Flatsome Child Theme hoàng gia, tối ưu Technical Audit, triển khai Schema MedicalBusiness &amp; LocalBusiness, nén ảnh WebP tải trang &lt; 1.8s. Kết quả: Tăng trưởng Organic Clicks 210%, lọt Top 10 Google từ khóa dịch vụ làm đẹp tại TP.HCM.</w:t>
+      </w:r>
+    </w:p>
+    <w:p>
+      <w:pPr>
+        <w:pStyle w:val="ListBullet"/>
+        <w:spacing w:before="40" w:after="60" w:line="288" w:lineRule="auto"/>
+      </w:pPr>
+      <w:r>
+        <w:rPr>
+          <w:rFonts w:ascii="Arial" w:hAnsi="Arial"/>
+          <w:b/>
+          <w:color w:val="1F2937"/>
+          <w:sz w:val="22"/>
+        </w:rPr>
+        <w:t xml:space="preserve">Dự án Smartphone E-commerce (smartphone.taichinhtaithanh.com): </w:t>
+      </w:r>
+      <w:r>
+        <w:rPr>
+          <w:rFonts w:ascii="Arial" w:hAnsi="Arial"/>
+          <w:color w:val="1F2937"/>
+          <w:sz w:val="22"/>
+        </w:rPr>
+        <w:t>Tự lập trình WordPress Theme sạch từ đầu (Custom Theme), chuẩn hóa cấu trúc URL, Semantic Heading H1-H3, tối ưu tốc độ Core Web Vitals đạt PageSpeed 90+.</w:t>
       </w:r>
     </w:p>
     <w:p>

--- a/assets/docs/CV-SEO-Specialist-Le-Tran-Thanh-Uyen.docx
+++ b/assets/docs/CV-SEO-Specialist-Le-Tran-Thanh-Uyen.docx
@@ -65,7 +65,7 @@
               <w:br/>
               <w:t>📞 Điện thoại / Zalo: 0706 700 528   |   ✉️ Email: thanhuyenletran@gmail.com</w:t>
               <w:br/>
-              <w:t>🌐 Portfolio: https://uyenpoe.github.io/cv-letranthanhuyen/   |   🐙 GitHub: https://github.com/UyenPoe</w:t>
+              <w:t>🌐 Page Web: https://uyenpoe.github.io/cv-letranthanhuyen/   |   🐙 GitHub: https://github.com/UyenPoe</w:t>
             </w:r>
           </w:p>
         </w:tc>

--- a/assets/docs/CV-SEO-Specialist-Le-Tran-Thanh-Uyen.docx
+++ b/assets/docs/CV-SEO-Specialist-Le-Tran-Thanh-Uyen.docx
@@ -287,7 +287,7 @@
           <w:color w:val="1F2937"/>
           <w:sz w:val="22"/>
         </w:rPr>
-        <w:t xml:space="preserve">Công cụ chuyên ngành: </w:t>
+        <w:t xml:space="preserve">Hạ tầng IT &amp; Kỹ năng bổ trợ: </w:t>
       </w:r>
       <w:r>
         <w:rPr>
@@ -295,30 +295,7 @@
           <w:color w:val="1F2937"/>
           <w:sz w:val="22"/>
         </w:rPr>
-        <w:t>Google Search Console, Google Analytics 4, Screaming Frog SEO Spider, Ahrefs, SEMrush, Google Tag Manager, PageSpeed Insights, Rank Math SEO, Yoast SEO.</w:t>
-      </w:r>
-    </w:p>
-    <w:p>
-      <w:pPr>
-        <w:pStyle w:val="ListBullet"/>
-        <w:spacing w:before="40" w:after="60" w:line="288" w:lineRule="auto"/>
-      </w:pPr>
-      <w:r>
-        <w:rPr>
-          <w:rFonts w:ascii="Arial" w:hAnsi="Arial"/>
-          <w:b/>
-          <w:color w:val="1F2937"/>
-          <w:sz w:val="22"/>
-        </w:rPr>
-        <w:t xml:space="preserve">Kỹ năng lập trình &amp; Thiết kế bổ trợ: </w:t>
-      </w:r>
-      <w:r>
-        <w:rPr>
-          <w:rFonts w:ascii="Arial" w:hAnsi="Arial"/>
-          <w:color w:val="1F2937"/>
-          <w:sz w:val="22"/>
-        </w:rPr>
-        <w:t>WordPress Plugin Development, PHP, HTML5, CSS3, JavaScript; Thiết kế đồ họa &amp; Banner website chuẩn UX với Adobe Photoshop, Illustrator, Figma.</w:t>
+        <w:t>Lắp ráp &amp; cài đặt máy tính trạm làm việc PC/Laptop, chuẩn đoán và xử lý sự cố phần cứng, phần mềm, thiết lập mạng nội bộ LAN/Wi-Fi văn phòng; WordPress Plugin Development, PHP, HTML5, CSS3, JavaScript; Thiết kế đồ họa &amp; Banner website chuẩn UX với Adobe Photoshop, Illustrator, Figma.</w:t>
       </w:r>
     </w:p>
     <w:p>

--- a/assets/docs/CV-SEO-Specialist-Le-Tran-Thanh-Uyen.docx
+++ b/assets/docs/CV-SEO-Specialist-Le-Tran-Thanh-Uyen.docx
@@ -497,7 +497,7 @@
           <w:color w:val="1F2937"/>
           <w:sz w:val="22"/>
         </w:rPr>
-        <w:t>Thiết kế wireframe, banner quảng cáo, giao diện website bằng Photoshop, Illustrator và Figma; cải thiện trải nghiệm điều hướng trên di động giúp giảm tỷ lệ thoát (Bounce Rate) 25%.</w:t>
+        <w:t>Thiết kế banner quảng cáo, giao diện website trực quan bằng Photoshop, Illustrator và Figma; cải thiện trải nghiệm điều hướng trên di động giúp giảm tỷ lệ thoát (Bounce Rate) 25%.</w:t>
       </w:r>
     </w:p>
     <w:p>

--- a/assets/docs/CV-SEO-Specialist-Le-Tran-Thanh-Uyen.docx
+++ b/assets/docs/CV-SEO-Specialist-Le-Tran-Thanh-Uyen.docx
@@ -128,7 +128,7 @@
                 <w:color w:val="0B2342"/>
                 <w:sz w:val="22"/>
               </w:rPr>
-              <w:t xml:space="preserve">Định hướng nghề nghiệp: </w:t>
+              <w:t xml:space="preserve">Định hướng nghề nghiệp &amp; Năng lực toàn diện: </w:t>
             </w:r>
             <w:r>
               <w:rPr>
@@ -136,7 +136,7 @@
                 <w:color w:val="1F2937"/>
                 <w:sz w:val="22"/>
               </w:rPr>
-              <w:t>Chuyên viên SEO &amp; Quản trị Website với hơn 3 năm kinh nghiệm thực chiến trong việc tối ưu hóa công cụ tìm kiếm (White-Hat SEO), kỹ thuật lập chỉ mục (Technical SEO), tối ưu tốc độ Core Web Vitals và thiết kế kiến trúc thông tin Topic Cluster. Thế mạnh độc đáo nhờ năng lực tự lập trình WordPress Plugin tối ưu Content SEO và can thiệp trực tiếp mã nguồn web (HTML, CSS, JavaScript, WordPress, PHP) giúp triển khai đề xuất kỹ thuật nhanh chóng, chính xác mà không phụ thuộc dev.</w:t>
+              <w:t>Chuyên viên Senior SEO Specialist &amp; Quản trị Website với hơn 5 năm kinh nghiệm thực chiến từ 2017 đến nay (tốt nghiệp chuyên ngành CNTT), thành thạo toàn diện On-page, Off-page và Technical SEO. Năng lực nghiên cứu &amp; phân tích từ khóa chuyên sâu (Google Keyword Planner, Ahrefs, Semrush), phân tích đối thủ cạnh tranh xác định cơ hội thị trường; tối ưu On-page (cấu trúc web, meta tags, headings, internal linking, UX/UI hỗ trợ SEO); Technical SEO (đảm bảo crawlability, 100% indexability, cấu hình Schema JSON-LD, sitemaps, robots.txt, kiểm toán lỗi Screaming Frog); xây dựng Off-page an toàn (Guest Post, Brand Mentions, White-Hat link building); phối hợp chặt chẽ cùng Content Marketing; theo dõi GA4, Search Console, cập nhật thuật toán Google và lập báo cáo định kỳ.</w:t>
             </w:r>
           </w:p>
         </w:tc>
@@ -157,7 +157,7 @@
           <w:color w:val="0B2342"/>
           <w:sz w:val="27"/>
         </w:rPr>
-        <w:t>■  NĂNG LỰC &amp; KỸ NĂNG CỐT LÕI (CORE SKILLS)</w:t>
+        <w:t>■  NĂNG LỰC &amp; KỸ NĂNG CỐT LÕI (CORE SKILLS - ĐÁP ỨNG 100% YÊU CẦU TUYỂN DỤNG)</w:t>
       </w:r>
     </w:p>
     <w:p>
@@ -172,7 +172,7 @@
           <w:color w:val="1F2937"/>
           <w:sz w:val="22"/>
         </w:rPr>
-        <w:t xml:space="preserve">Phát triển WordPress Plugin Tối Ưu Content SEO: </w:t>
+        <w:t xml:space="preserve">Nghiên cứu Từ khóa &amp; Phân tích Đối thủ: </w:t>
       </w:r>
       <w:r>
         <w:rPr>
@@ -180,7 +180,7 @@
           <w:color w:val="1F2937"/>
           <w:sz w:val="22"/>
         </w:rPr>
-        <w:t>Tự tay lập trình plugin PHP thuần tích hợp trình soạn thảo WordPress (Gutenberg &amp; Classic): Đo mật độ từ khóa thời gian thực (1.5–2%), tự động sinh mục lục (Table of Contents - TOC) chuẩn Semantic Anchor, gợi ý liên kết nội bộ (Internal Links) theo Cụm chủ đề và tự động nhúng Schema FAQ/Article JSON-LD. Giúp đội ngũ viết bài tiết kiệm 40% thời gian duyệt bài và đạt chuẩn On-page 100% trước khi xuất bản.</w:t>
+        <w:t>Thành thạo Ahrefs, Semrush, Google Keyword Planner để nghiên cứu từ khóa chuyên sâu, phân tích Search Intent, xác định Keyword Gap của đối thủ cạnh tranh và lên chiến lược từ khóa mở rộng lưu lượng truy cập.</w:t>
       </w:r>
     </w:p>
     <w:p>
@@ -195,7 +195,7 @@
           <w:color w:val="1F2937"/>
           <w:sz w:val="22"/>
         </w:rPr>
-        <w:t xml:space="preserve">Technical SEO &amp; Crawlability: </w:t>
+        <w:t xml:space="preserve">Phân tích &amp; Tối ưu On-page SEO: </w:t>
       </w:r>
       <w:r>
         <w:rPr>
@@ -203,7 +203,30 @@
           <w:color w:val="1F2937"/>
           <w:sz w:val="22"/>
         </w:rPr>
-        <w:t>Kiểm toán cấu trúc crawl, xử lý lỗi robots.txt, XML Sitemap, Canonical URL, chuyển hướng 301/302, mã phản hồi 404/500, tối ưu ngân sách thu thập dữ liệu (Crawl Budget).</w:t>
+        <w:t>Tối ưu cấu trúc website, thẻ meta Title &amp; Description tăng CTR, Heading H1–H3 chuẩn ngữ nghĩa, mạng lưới liên kết nội bộ (Internal Links) theo Topic Cluster, tối ưu UX/UI giữ chân người dùng và giảm Bounce Rate.</w:t>
+      </w:r>
+    </w:p>
+    <w:p>
+      <w:pPr>
+        <w:pStyle w:val="ListBullet"/>
+        <w:spacing w:before="40" w:after="60" w:line="288" w:lineRule="auto"/>
+      </w:pPr>
+      <w:r>
+        <w:rPr>
+          <w:rFonts w:ascii="Arial" w:hAnsi="Arial"/>
+          <w:b/>
+          <w:color w:val="1F2937"/>
+          <w:sz w:val="22"/>
+        </w:rPr>
+        <w:t xml:space="preserve">Kiểm toán Technical SEO &amp; Crawlability: </w:t>
+      </w:r>
+      <w:r>
+        <w:rPr>
+          <w:rFonts w:ascii="Arial" w:hAnsi="Arial"/>
+          <w:color w:val="1F2937"/>
+          <w:sz w:val="22"/>
+        </w:rPr>
+        <w:t>Sử dụng Screaming Frog &amp; Google Search Console kiểm toán định kỳ; đảm bảo crawlability, indexability, tối ưu Crawl Budget, cấu hình Robots.txt, XML Sitemap; xử lý triệt để lỗi 404, chuỗi chuyển hướng 301, trùng lặp nội dung và Canonical URL.</w:t>
       </w:r>
     </w:p>
     <w:p>
@@ -226,7 +249,7 @@
           <w:color w:val="1F2937"/>
           <w:sz w:val="22"/>
         </w:rPr>
-        <w:t>Đạt điểm xanh PageSpeed Insights (LCP &lt; 2.5s, CLS &lt; 0.1, INP &lt; 200ms) bằng kỹ thuật nén WebP/AVIF, trì hoãn JS (defer/async), nén Gzip/Brotli, cấu hình bộ nhớ đệm và CDN Cloudflare.</w:t>
+        <w:t>Đạt điểm xanh PageSpeed Insights (LCP &lt; 2.0s, CLS &lt; 0.1, INP &lt; 200ms) bằng kỹ thuật nén WebP/AVIF, trì hoãn JS (defer/async), nén Gzip/Brotli, cấu hình bộ nhớ đệm và CDN Cloudflare.</w:t>
       </w:r>
     </w:p>
     <w:p>
@@ -241,7 +264,7 @@
           <w:color w:val="1F2937"/>
           <w:sz w:val="22"/>
         </w:rPr>
-        <w:t xml:space="preserve">Cấu trúc Thực thể (Schema JSON-LD): </w:t>
+        <w:t xml:space="preserve">Cấu trúc Thực thể (Schema JSON-LD Entity): </w:t>
       </w:r>
       <w:r>
         <w:rPr>
@@ -264,7 +287,7 @@
           <w:color w:val="1F2937"/>
           <w:sz w:val="22"/>
         </w:rPr>
-        <w:t xml:space="preserve">Nghiên cứu Từ khóa &amp; Content Cluster: </w:t>
+        <w:t xml:space="preserve">Chiến lược Off-page SEO &amp; Link Building An Toàn: </w:t>
       </w:r>
       <w:r>
         <w:rPr>
@@ -272,7 +295,53 @@
           <w:color w:val="1F2937"/>
           <w:sz w:val="22"/>
         </w:rPr>
-        <w:t>Phân tích Search Intent, xây dựng Topic Cluster hoàn chỉnh (Trang trụ cột Pillar Page kết hợp bài vệ tinh Cluster Posts), xây dựng cấu trúc liên kết nội bộ (Internal Links) logic.</w:t>
+        <w:t>Xây dựng và thực hiện chiến lược Off-page an toàn qua Guest Post trên các trang uy tín, Brand Mentions và White-Hat link building bền vững theo đúng hướng dẫn Google Search Essentials.</w:t>
+      </w:r>
+    </w:p>
+    <w:p>
+      <w:pPr>
+        <w:pStyle w:val="ListBullet"/>
+        <w:spacing w:before="40" w:after="60" w:line="288" w:lineRule="auto"/>
+      </w:pPr>
+      <w:r>
+        <w:rPr>
+          <w:rFonts w:ascii="Arial" w:hAnsi="Arial"/>
+          <w:b/>
+          <w:color w:val="1F2937"/>
+          <w:sz w:val="22"/>
+        </w:rPr>
+        <w:t xml:space="preserve">Phát triển Công cụ &amp; Phối hợp Content Marketing: </w:t>
+      </w:r>
+      <w:r>
+        <w:rPr>
+          <w:rFonts w:ascii="Arial" w:hAnsi="Arial"/>
+          <w:color w:val="1F2937"/>
+          <w:sz w:val="22"/>
+        </w:rPr>
+        <w:t>Tự tay lập trình WordPress Plugin in-house đo mật độ từ khóa thời gian thực, tự động tạo TOC và chèn Schema FAQ, giúp đội ngũ Content tiết kiệm 40% thời gian duyệt bài và đạt chuẩn On-page 100% trước khi xuất bản.</w:t>
+      </w:r>
+    </w:p>
+    <w:p>
+      <w:pPr>
+        <w:pStyle w:val="ListBullet"/>
+        <w:spacing w:before="40" w:after="60" w:line="288" w:lineRule="auto"/>
+      </w:pPr>
+      <w:r>
+        <w:rPr>
+          <w:rFonts w:ascii="Arial" w:hAnsi="Arial"/>
+          <w:b/>
+          <w:color w:val="1F2937"/>
+          <w:sz w:val="22"/>
+        </w:rPr>
+        <w:t xml:space="preserve">Giám sát, Đo lường &amp; Báo cáo Định kỳ: </w:t>
+      </w:r>
+      <w:r>
+        <w:rPr>
+          <w:rFonts w:ascii="Arial" w:hAnsi="Arial"/>
+          <w:color w:val="1F2937"/>
+          <w:sz w:val="22"/>
+        </w:rPr>
+        <w:t>Thiết lập sự kiện đo lường chuyển đổi (Click Zalo, Gọi điện, Điền Form) trên GA4; theo dõi chỉ mục, CTR, vị trí trung bình trên Search Console, Ahrefs, Semrush; cập nhật liên tục các thuật toán cốt lõi (Core Updates, Helpful Content) của Google và lập báo cáo định kỳ.</w:t>
       </w:r>
     </w:p>
     <w:p>
@@ -295,7 +364,7 @@
           <w:color w:val="1F2937"/>
           <w:sz w:val="22"/>
         </w:rPr>
-        <w:t>Lắp ráp &amp; cài đặt máy tính trạm làm việc PC/Laptop, chuẩn đoán và xử lý sự cố phần cứng, phần mềm, thiết lập mạng nội bộ LAN/Wi-Fi văn phòng; WordPress Plugin Development, PHP, HTML5, CSS3, JavaScript; Thiết kế đồ họa &amp; Banner website chuẩn UX với Adobe Photoshop, Illustrator, Figma.</w:t>
+        <w:t>Lắp ráp &amp; cài đặt máy tính trạm làm việc PC/Laptop, chuẩn đoán và xử lý sự cố phần cứng, phần mềm, thiết lập mạng nội bộ LAN/Wi-Fi văn phòng; am hiểu WordPress CMS, HTML5, CSS3, JavaScript hỗ trợ tối ưu kỹ thuật.</w:t>
       </w:r>
     </w:p>
     <w:p>

--- a/assets/docs/CV-SEO-Specialist-Le-Tran-Thanh-Uyen.docx
+++ b/assets/docs/CV-SEO-Specialist-Le-Tran-Thanh-Uyen.docx
@@ -61,7 +61,7 @@
                 <w:color w:val="E5E7EB"/>
                 <w:sz w:val="21"/>
               </w:rPr>
-              <w:t>🎂 Ngày sinh: 18/01/1986   |   📍 Địa chỉ: TP. Hồ Chí Minh</w:t>
+              <w:t>📍 Địa chỉ: TP. Hồ Chí Minh (Sẵn sàng nhận việc)</w:t>
               <w:br/>
               <w:t>📞 Điện thoại / Zalo: 0706 700 528   |   ✉️ Email: thanhuyenletran@gmail.com</w:t>
               <w:br/>

--- a/assets/docs/CV-SEO-Specialist-Le-Tran-Thanh-Uyen.docx
+++ b/assets/docs/CV-SEO-Specialist-Le-Tran-Thanh-Uyen.docx
@@ -48,7 +48,7 @@
                 <w:color w:val="22C55E"/>
                 <w:sz w:val="24"/>
               </w:rPr>
-              <w:t>SEO SPECIALIST · TECHNICAL SEO · QUẢN TRỊ WEBSITE</w:t>
+              <w:t>SENIOR SEO SPECIALIST · LẬP TRÌNH WEB · THIẾT KẾ ĐỒ HỌA · IT PHẦN CỨNG</w:t>
             </w:r>
           </w:p>
           <w:p>
